--- a/resources/documents/Barry_Robinson-24-01-25-CV.docx
+++ b/resources/documents/Barry_Robinson-24-01-25-CV.docx
@@ -39,7 +39,10 @@
         <w:spacing w:line="240" w:lineRule="auto"/>
       </w:pPr>
       <w:r>
-        <w:t xml:space="preserve">Designed and implemented HDL and RCC </w:t>
+        <w:t>D</w:t>
+      </w:r>
+      <w:r>
+        <w:t xml:space="preserve">esigned and implemented HDL and RCC </w:t>
       </w:r>
       <w:hyperlink r:id="rId8" w:history="1">
         <w:proofErr w:type="spellStart"/>
@@ -55,13 +58,13 @@
         <w:t xml:space="preserve"> </w:t>
       </w:r>
       <w:r>
-        <w:t xml:space="preserve">platforms on the </w:t>
-      </w:r>
-      <w:r>
-        <w:t>PYNQ-Z1</w:t>
-      </w:r>
-      <w:r>
-        <w:t xml:space="preserve"> </w:t>
+        <w:t xml:space="preserve">platforms </w:t>
+      </w:r>
+      <w:r>
+        <w:t xml:space="preserve">for </w:t>
+      </w:r>
+      <w:r>
+        <w:t xml:space="preserve">the PYNQ-Z1 </w:t>
       </w:r>
       <w:r>
         <w:t>in support of work tenders and bids. This required the Linux kernel</w:t>
@@ -1393,14 +1396,6 @@
       </w:r>
       <w:r>
         <w:t>(1995 – 1996)</w:t>
-      </w:r>
-    </w:p>
-    <w:p>
-      <w:pPr>
-        <w:pStyle w:val="Heading4"/>
-      </w:pPr>
-      <w:r>
-        <w:t>projects</w:t>
       </w:r>
     </w:p>
     <w:p>
@@ -1660,7 +1655,6 @@
               <v:path gradientshapeok="t" o:connecttype="rect"/>
             </v:shapetype>
             <v:shape id="Text Box 5" o:spid="_x0000_s1028" type="#_x0000_t202" alt="Public" style="position:absolute;margin-left:0;margin-top:0;width:21.8pt;height:25.6pt;z-index:251662336;visibility:visible;mso-wrap-style:none;mso-wrap-distance-left:0;mso-wrap-distance-top:0;mso-wrap-distance-right:0;mso-wrap-distance-bottom:0;mso-position-horizontal:center;mso-position-horizontal-relative:page;mso-position-vertical:bottom;mso-position-vertical-relative:page;v-text-anchor:bottom" o:gfxdata="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" filled="f" stroked="f">
-              <v:fill o:detectmouseclick="t"/>
               <v:textbox style="mso-fit-shape-to-text:t" inset="0,0,0,15pt">
                 <w:txbxContent>
                   <w:p>
@@ -1791,7 +1785,6 @@
               <v:path gradientshapeok="t" o:connecttype="rect"/>
             </v:shapetype>
             <v:shape id="Text Box 6" o:spid="_x0000_s1029" type="#_x0000_t202" alt="Public" style="position:absolute;margin-left:0;margin-top:0;width:21.8pt;height:25.6pt;z-index:251663360;visibility:visible;mso-wrap-style:none;mso-wrap-distance-left:0;mso-wrap-distance-top:0;mso-wrap-distance-right:0;mso-wrap-distance-bottom:0;mso-position-horizontal:center;mso-position-horizontal-relative:page;mso-position-vertical:bottom;mso-position-vertical-relative:page;v-text-anchor:bottom" o:gfxdata="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" filled="f" stroked="f">
-              <v:fill o:detectmouseclick="t"/>
               <v:textbox style="mso-fit-shape-to-text:t" inset="0,0,0,15pt">
                 <w:txbxContent>
                   <w:p>
@@ -1922,7 +1915,6 @@
               <v:path gradientshapeok="t" o:connecttype="rect"/>
             </v:shapetype>
             <v:shape id="Text Box 4" o:spid="_x0000_s1031" type="#_x0000_t202" alt="Public" style="position:absolute;margin-left:0;margin-top:0;width:21.8pt;height:25.6pt;z-index:251661312;visibility:visible;mso-wrap-style:none;mso-wrap-distance-left:0;mso-wrap-distance-top:0;mso-wrap-distance-right:0;mso-wrap-distance-bottom:0;mso-position-horizontal:center;mso-position-horizontal-relative:page;mso-position-vertical:bottom;mso-position-vertical-relative:page;v-text-anchor:bottom" o:gfxdata="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" filled="f" stroked="f">
-              <v:fill o:detectmouseclick="t"/>
               <v:textbox style="mso-fit-shape-to-text:t" inset="0,0,0,15pt">
                 <w:txbxContent>
                   <w:p>
@@ -2078,7 +2070,6 @@
               <v:path gradientshapeok="t" o:connecttype="rect"/>
             </v:shapetype>
             <v:shape id="Text Box 2" o:spid="_x0000_s1026" type="#_x0000_t202" alt="Public" style="position:absolute;margin-left:0;margin-top:0;width:21.8pt;height:25.6pt;z-index:251659264;visibility:visible;mso-wrap-style:none;mso-wrap-distance-left:0;mso-wrap-distance-top:0;mso-wrap-distance-right:0;mso-wrap-distance-bottom:0;mso-position-horizontal:center;mso-position-horizontal-relative:page;mso-position-vertical:top;mso-position-vertical-relative:page;v-text-anchor:top" o:gfxdata="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" filled="f" stroked="f">
-              <v:fill o:detectmouseclick="t"/>
               <v:textbox style="mso-fit-shape-to-text:t" inset="0,15pt,0,0">
                 <w:txbxContent>
                   <w:p>
@@ -2210,7 +2201,6 @@
               <v:path gradientshapeok="t" o:connecttype="rect"/>
             </v:shapetype>
             <v:shape id="Text Box 3" o:spid="_x0000_s1027" type="#_x0000_t202" alt="Public" style="position:absolute;left:0;text-align:left;margin-left:0;margin-top:0;width:21.8pt;height:25.6pt;z-index:251660288;visibility:visible;mso-wrap-style:none;mso-wrap-distance-left:0;mso-wrap-distance-top:0;mso-wrap-distance-right:0;mso-wrap-distance-bottom:0;mso-position-horizontal:center;mso-position-horizontal-relative:page;mso-position-vertical:top;mso-position-vertical-relative:page;v-text-anchor:top" o:gfxdata="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" filled="f" stroked="f">
-              <v:fill o:detectmouseclick="t"/>
               <v:textbox style="mso-fit-shape-to-text:t" inset="0,15pt,0,0">
                 <w:txbxContent>
                   <w:p>
@@ -2344,7 +2334,6 @@
               <v:path gradientshapeok="t" o:connecttype="rect"/>
             </v:shapetype>
             <v:shape id="Text Box 1" o:spid="_x0000_s1030" type="#_x0000_t202" alt="Public" style="position:absolute;margin-left:0;margin-top:0;width:21.8pt;height:25.6pt;z-index:251658240;visibility:visible;mso-wrap-style:none;mso-wrap-distance-left:0;mso-wrap-distance-top:0;mso-wrap-distance-right:0;mso-wrap-distance-bottom:0;mso-position-horizontal:center;mso-position-horizontal-relative:page;mso-position-vertical:top;mso-position-vertical-relative:page;v-text-anchor:top" o:gfxdata="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" filled="f" stroked="f">
-              <v:fill o:detectmouseclick="t"/>
               <v:textbox style="mso-fit-shape-to-text:t" inset="0,15pt,0,0">
                 <w:txbxContent>
                   <w:p>
